--- a/public/assets/files/stacjonarne/RBD.docx
+++ b/public/assets/files/stacjonarne/RBD.docx
@@ -523,6 +523,7 @@
                 <w:i w:val="0"/>
                 <w:sz w:val="22"/>
               </w:rPr>
+              <w:t>I</w:t>
             </w:r>
           </w:p>
         </w:tc>
@@ -560,6 +561,7 @@
                 <w:i w:val="0"/>
                 <w:sz w:val="22"/>
               </w:rPr>
+              <w:t>obligatoryjny</w:t>
             </w:r>
           </w:p>
         </w:tc>

--- a/public/assets/files/stacjonarne/RBD.docx
+++ b/public/assets/files/stacjonarne/RBD.docx
@@ -681,12 +681,22 @@
         <w:tblW w:w="5000" w:type="pct"/>
       </w:tblPr>
       <w:tblGrid>
-        <w:gridCol w:w="9972"/>
+        <w:gridCol w:w="997"/>
+        <w:gridCol w:w="997"/>
+        <w:gridCol w:w="997"/>
+        <w:gridCol w:w="997"/>
+        <w:gridCol w:w="997"/>
+        <w:gridCol w:w="997"/>
+        <w:gridCol w:w="997"/>
+        <w:gridCol w:w="997"/>
+        <w:gridCol w:w="997"/>
+        <w:gridCol w:w="997"/>
       </w:tblGrid>
       <w:tr>
         <w:tc>
           <w:tcPr>
-            <w:tcW w:type="dxa" w:w="9972"/>
+            <w:tcW w:type="dxa" w:w="9970"/>
+            <w:gridSpan w:val="10"/>
             <w:shd w:val="clear" w:color="auto" w:fill="D9D9D9"/>
           </w:tcPr>
           <w:p>
@@ -705,31 +715,34 @@
           </w:p>
         </w:tc>
       </w:tr>
-    </w:tbl>
-    <w:tbl>
-      <w:tblPr>
-        <w:tblW w:type="auto" w:w="0"/>
-        <w:tblLook w:firstColumn="1" w:firstRow="1" w:lastColumn="0" w:lastRow="0" w:noHBand="0" w:noVBand="1" w:val="04A0"/>
-        <w:tblBorders>
-          <w:top w:val="single" w:sz="4" w:space="0" w:color="000000"/>
-          <w:left w:val="single" w:sz="4" w:space="0" w:color="000000"/>
-          <w:bottom w:val="single" w:sz="4" w:space="0" w:color="000000"/>
-          <w:right w:val="single" w:sz="4" w:space="0" w:color="000000"/>
-          <w:insideH w:val="single" w:sz="4" w:space="0" w:color="000000"/>
-          <w:insideV w:val="single" w:sz="4" w:space="0" w:color="000000"/>
-        </w:tblBorders>
-        <w:tblW w:w="5000" w:type="pct"/>
-      </w:tblPr>
-      <w:tblGrid>
-        <w:gridCol w:w="2493"/>
-        <w:gridCol w:w="2493"/>
-        <w:gridCol w:w="2493"/>
-        <w:gridCol w:w="2493"/>
-      </w:tblGrid>
       <w:tr>
         <w:tc>
           <w:tcPr>
-            <w:tcW w:type="dxa" w:w="2493"/>
+            <w:tcW w:type="dxa" w:w="9970"/>
+            <w:gridSpan w:val="10"/>
+            <w:shd w:val="clear" w:color="auto" w:fill="D9D9D9"/>
+          </w:tcPr>
+          <w:p>
+            <w:pPr>
+              <w:spacing w:before="20" w:after="20"/>
+            </w:pPr>
+            <w:r>
+              <w:rPr>
+                <w:rFonts w:ascii="Aptos" w:hAnsi="Aptos"/>
+                <w:b w:val="0"/>
+                <w:i w:val="0"/>
+                <w:sz w:val="16"/>
+              </w:rPr>
+              <w:t>Wymiar godzinowy (liczba godzin w semestrze)</w:t>
+            </w:r>
+          </w:p>
+        </w:tc>
+      </w:tr>
+      <w:tr>
+        <w:tc>
+          <w:tcPr>
+            <w:tcW w:type="dxa" w:w="1994"/>
+            <w:gridSpan w:val="2"/>
             <w:shd w:val="clear" w:color="auto" w:fill="D9D9D9"/>
           </w:tcPr>
           <w:p>
@@ -749,7 +762,8 @@
         </w:tc>
         <w:tc>
           <w:tcPr>
-            <w:tcW w:type="dxa" w:w="2493"/>
+            <w:tcW w:type="dxa" w:w="2991"/>
+            <w:gridSpan w:val="3"/>
             <w:shd w:val="clear" w:color="auto" w:fill="D9D9D9"/>
           </w:tcPr>
           <w:p>
@@ -769,7 +783,8 @@
         </w:tc>
         <w:tc>
           <w:tcPr>
-            <w:tcW w:type="dxa" w:w="2493"/>
+            <w:tcW w:type="dxa" w:w="2991"/>
+            <w:gridSpan w:val="3"/>
             <w:shd w:val="clear" w:color="auto" w:fill="D9D9D9"/>
           </w:tcPr>
           <w:p>
@@ -789,7 +804,8 @@
         </w:tc>
         <w:tc>
           <w:tcPr>
-            <w:tcW w:type="dxa" w:w="2493"/>
+            <w:tcW w:type="dxa" w:w="1994"/>
+            <w:gridSpan w:val="2"/>
             <w:shd w:val="clear" w:color="auto" w:fill="D9D9D9"/>
           </w:tcPr>
           <w:p>
@@ -811,7 +827,8 @@
       <w:tr>
         <w:tc>
           <w:tcPr>
-            <w:tcW w:type="dxa" w:w="2493"/>
+            <w:tcW w:type="dxa" w:w="1994"/>
+            <w:gridSpan w:val="2"/>
           </w:tcPr>
           <w:p>
             <w:pPr>
@@ -830,7 +847,8 @@
         </w:tc>
         <w:tc>
           <w:tcPr>
-            <w:tcW w:type="dxa" w:w="2493"/>
+            <w:tcW w:type="dxa" w:w="2991"/>
+            <w:gridSpan w:val="3"/>
           </w:tcPr>
           <w:p>
             <w:pPr>
@@ -849,7 +867,8 @@
         </w:tc>
         <w:tc>
           <w:tcPr>
-            <w:tcW w:type="dxa" w:w="2493"/>
+            <w:tcW w:type="dxa" w:w="2991"/>
+            <w:gridSpan w:val="3"/>
           </w:tcPr>
           <w:p>
             <w:pPr>
@@ -868,7 +887,8 @@
         </w:tc>
         <w:tc>
           <w:tcPr>
-            <w:tcW w:type="dxa" w:w="2493"/>
+            <w:tcW w:type="dxa" w:w="1994"/>
+            <w:gridSpan w:val="2"/>
           </w:tcPr>
           <w:p>
             <w:pPr>
@@ -886,30 +906,34 @@
           </w:p>
         </w:tc>
       </w:tr>
-    </w:tbl>
-    <w:tbl>
-      <w:tblPr>
-        <w:tblW w:type="auto" w:w="0"/>
-        <w:tblLook w:firstColumn="1" w:firstRow="1" w:lastColumn="0" w:lastRow="0" w:noHBand="0" w:noVBand="1" w:val="04A0"/>
-        <w:tblBorders>
-          <w:top w:val="single" w:sz="4" w:space="0" w:color="000000"/>
-          <w:left w:val="single" w:sz="4" w:space="0" w:color="000000"/>
-          <w:bottom w:val="single" w:sz="4" w:space="0" w:color="000000"/>
-          <w:right w:val="single" w:sz="4" w:space="0" w:color="000000"/>
-          <w:insideH w:val="single" w:sz="4" w:space="0" w:color="000000"/>
-          <w:insideV w:val="single" w:sz="4" w:space="0" w:color="000000"/>
-        </w:tblBorders>
-        <w:tblW w:w="5000" w:type="pct"/>
-      </w:tblPr>
-      <w:tblGrid>
-        <w:gridCol w:w="3324"/>
-        <w:gridCol w:w="3324"/>
-        <w:gridCol w:w="3324"/>
-      </w:tblGrid>
       <w:tr>
         <w:tc>
           <w:tcPr>
-            <w:tcW w:type="dxa" w:w="3324"/>
+            <w:tcW w:type="dxa" w:w="9970"/>
+            <w:gridSpan w:val="10"/>
+            <w:shd w:val="clear" w:color="auto" w:fill="D9D9D9"/>
+          </w:tcPr>
+          <w:p>
+            <w:pPr>
+              <w:spacing w:before="20" w:after="20"/>
+            </w:pPr>
+            <w:r>
+              <w:rPr>
+                <w:rFonts w:ascii="Aptos" w:hAnsi="Aptos"/>
+                <w:b/>
+                <w:i w:val="0"/>
+                <w:sz w:val="22"/>
+              </w:rPr>
+              <w:t>Bilans ECTS</w:t>
+            </w:r>
+          </w:p>
+        </w:tc>
+      </w:tr>
+      <w:tr>
+        <w:tc>
+          <w:tcPr>
+            <w:tcW w:type="dxa" w:w="4985"/>
+            <w:gridSpan w:val="5"/>
             <w:shd w:val="clear" w:color="auto" w:fill="D9D9D9"/>
           </w:tcPr>
           <w:p>
@@ -929,7 +953,8 @@
         </w:tc>
         <w:tc>
           <w:tcPr>
-            <w:tcW w:type="dxa" w:w="3324"/>
+            <w:tcW w:type="dxa" w:w="2991"/>
+            <w:gridSpan w:val="3"/>
             <w:shd w:val="clear" w:color="auto" w:fill="D9D9D9"/>
           </w:tcPr>
           <w:p>
@@ -949,7 +974,8 @@
         </w:tc>
         <w:tc>
           <w:tcPr>
-            <w:tcW w:type="dxa" w:w="3324"/>
+            <w:tcW w:type="dxa" w:w="1994"/>
+            <w:gridSpan w:val="2"/>
             <w:shd w:val="clear" w:color="auto" w:fill="D9D9D9"/>
           </w:tcPr>
           <w:p>
@@ -971,7 +997,8 @@
       <w:tr>
         <w:tc>
           <w:tcPr>
-            <w:tcW w:type="dxa" w:w="3324"/>
+            <w:tcW w:type="dxa" w:w="4985"/>
+            <w:gridSpan w:val="5"/>
           </w:tcPr>
           <w:p>
             <w:pPr>
@@ -990,7 +1017,8 @@
         </w:tc>
         <w:tc>
           <w:tcPr>
-            <w:tcW w:type="dxa" w:w="3324"/>
+            <w:tcW w:type="dxa" w:w="2991"/>
+            <w:gridSpan w:val="3"/>
           </w:tcPr>
           <w:p>
             <w:pPr>
@@ -1009,7 +1037,8 @@
         </w:tc>
         <w:tc>
           <w:tcPr>
-            <w:tcW w:type="dxa" w:w="3324"/>
+            <w:tcW w:type="dxa" w:w="1994"/>
+            <w:gridSpan w:val="2"/>
           </w:tcPr>
           <w:p>
             <w:pPr>
@@ -1030,7 +1059,8 @@
       <w:tr>
         <w:tc>
           <w:tcPr>
-            <w:tcW w:type="dxa" w:w="3324"/>
+            <w:tcW w:type="dxa" w:w="4985"/>
+            <w:gridSpan w:val="5"/>
           </w:tcPr>
           <w:p>
             <w:pPr>
@@ -1049,7 +1079,8 @@
         </w:tc>
         <w:tc>
           <w:tcPr>
-            <w:tcW w:type="dxa" w:w="3324"/>
+            <w:tcW w:type="dxa" w:w="2991"/>
+            <w:gridSpan w:val="3"/>
           </w:tcPr>
           <w:p>
             <w:pPr>
@@ -1068,7 +1099,8 @@
         </w:tc>
         <w:tc>
           <w:tcPr>
-            <w:tcW w:type="dxa" w:w="3324"/>
+            <w:tcW w:type="dxa" w:w="1994"/>
+            <w:gridSpan w:val="2"/>
           </w:tcPr>
           <w:p>
             <w:pPr>
@@ -1089,7 +1121,29 @@
       <w:tr>
         <w:tc>
           <w:tcPr>
-            <w:tcW w:type="dxa" w:w="3324"/>
+            <w:tcW w:type="dxa" w:w="4985"/>
+            <w:gridSpan w:val="5"/>
+            <w:shd w:val="clear" w:color="auto" w:fill="D9D9D9"/>
+          </w:tcPr>
+          <w:p>
+            <w:pPr>
+              <w:spacing w:before="20" w:after="20"/>
+            </w:pPr>
+            <w:r>
+              <w:rPr>
+                <w:rFonts w:ascii="Aptos" w:hAnsi="Aptos"/>
+                <w:b/>
+                <w:i w:val="0"/>
+                <w:sz w:val="16"/>
+              </w:rPr>
+              <w:t>Opis samodzielnej pracy studenta</w:t>
+            </w:r>
+          </w:p>
+        </w:tc>
+        <w:tc>
+          <w:tcPr>
+            <w:tcW w:type="dxa" w:w="4985"/>
+            <w:gridSpan w:val="5"/>
           </w:tcPr>
           <w:p>
             <w:pPr>
@@ -1102,45 +1156,7 @@
                 <w:i w:val="0"/>
                 <w:sz w:val="22"/>
               </w:rPr>
-              <w:t>Suma</w:t>
-            </w:r>
-          </w:p>
-        </w:tc>
-        <w:tc>
-          <w:tcPr>
-            <w:tcW w:type="dxa" w:w="3324"/>
-          </w:tcPr>
-          <w:p>
-            <w:pPr>
-              <w:spacing w:before="20" w:after="20"/>
-            </w:pPr>
-            <w:r>
-              <w:rPr>
-                <w:rFonts w:ascii="Aptos" w:hAnsi="Aptos"/>
-                <w:b w:val="0"/>
-                <w:i w:val="0"/>
-                <w:sz w:val="22"/>
-              </w:rPr>
-              <w:t>125</w:t>
-            </w:r>
-          </w:p>
-        </w:tc>
-        <w:tc>
-          <w:tcPr>
-            <w:tcW w:type="dxa" w:w="3324"/>
-          </w:tcPr>
-          <w:p>
-            <w:pPr>
-              <w:spacing w:before="20" w:after="20"/>
-            </w:pPr>
-            <w:r>
-              <w:rPr>
-                <w:rFonts w:ascii="Aptos" w:hAnsi="Aptos"/>
-                <w:b w:val="0"/>
-                <w:i w:val="0"/>
-                <w:sz w:val="22"/>
-              </w:rPr>
-              <w:t>5</w:t>
+              <w:t>Projektowanie i implementacja zapytań SQL; modelowanie relacyjnych baz danych (normalizacja, diagramy ER); przygotowanie do kolokwium.</w:t>
             </w:r>
           </w:p>
         </w:tc>
@@ -1251,7 +1267,84 @@
           <w:tcPr>
             <w:tcW w:type="dxa" w:w="9972"/>
           </w:tcPr>
-          <w:p/>
+          <w:p>
+            <w:pPr>
+              <w:spacing w:before="20" w:after="20"/>
+            </w:pPr>
+            <w:r>
+              <w:rPr>
+                <w:rFonts w:ascii="Aptos" w:hAnsi="Aptos"/>
+                <w:b/>
+                <w:sz w:val="22"/>
+              </w:rPr>
+              <w:t>Wykład:</w:t>
+            </w:r>
+          </w:p>
+          <w:p>
+            <w:pPr>
+              <w:spacing w:before="20" w:after="20"/>
+            </w:pPr>
+            <w:r>
+              <w:rPr>
+                <w:rFonts w:ascii="Aptos" w:hAnsi="Aptos"/>
+                <w:b w:val="0"/>
+                <w:sz w:val="22"/>
+              </w:rPr>
+              <w:t>• wykład z prezentacją multimedialną</w:t>
+            </w:r>
+          </w:p>
+          <w:p>
+            <w:pPr>
+              <w:spacing w:before="20" w:after="20"/>
+            </w:pPr>
+            <w:r>
+              <w:rPr>
+                <w:rFonts w:ascii="Aptos" w:hAnsi="Aptos"/>
+                <w:b w:val="0"/>
+                <w:sz w:val="22"/>
+              </w:rPr>
+              <w:t>• wykład z prezentacją oprogramowania</w:t>
+            </w:r>
+          </w:p>
+          <w:p>
+            <w:pPr>
+              <w:spacing w:before="20" w:after="20"/>
+            </w:pPr>
+            <w:r>
+              <w:rPr>
+                <w:rFonts w:ascii="Aptos" w:hAnsi="Aptos"/>
+                <w:b/>
+                <w:sz w:val="22"/>
+              </w:rPr>
+              <w:t>Ćwiczenia / Laboratorium:</w:t>
+            </w:r>
+          </w:p>
+          <w:p>
+            <w:pPr>
+              <w:spacing w:before="20" w:after="20"/>
+            </w:pPr>
+            <w:r>
+              <w:rPr>
+                <w:rFonts w:ascii="Aptos" w:hAnsi="Aptos"/>
+                <w:b w:val="0"/>
+                <w:sz w:val="22"/>
+              </w:rPr>
+              <w:t>• rozwiązywanie zadań</w:t>
+            </w:r>
+          </w:p>
+          <w:p>
+            <w:pPr>
+              <w:spacing w:before="20" w:after="20"/>
+            </w:pPr>
+            <w:r>
+              <w:rPr>
+                <w:rFonts w:ascii="Aptos" w:hAnsi="Aptos"/>
+                <w:b w:val="0"/>
+                <w:sz w:val="22"/>
+              </w:rPr>
+              <w:t>• warsztaty</w:t>
+            </w:r>
+          </w:p>
         </w:tc>
       </w:tr>
     </w:tbl>
@@ -1500,45 +1593,10 @@
             <w:r>
               <w:rPr>
                 <w:rFonts w:ascii="Aptos" w:hAnsi="Aptos"/>
+                <w:b w:val="0"/>
+                <w:i w:val="0"/>
                 <w:sz w:val="22"/>
               </w:rPr>
-              <w:t>1. rozwiązywanie zadań</w:t>
-            </w:r>
-          </w:p>
-          <w:p>
-            <w:pPr>
-              <w:spacing w:before="20" w:after="20"/>
-            </w:pPr>
-            <w:r>
-              <w:rPr>
-                <w:rFonts w:ascii="Aptos" w:hAnsi="Aptos"/>
-                <w:sz w:val="22"/>
-              </w:rPr>
-              <w:t>2. Kryteria oceny</w:t>
-            </w:r>
-          </w:p>
-          <w:p>
-            <w:pPr>
-              <w:spacing w:before="20" w:after="20"/>
-            </w:pPr>
-            <w:r>
-              <w:rPr>
-                <w:rFonts w:ascii="Aptos" w:hAnsi="Aptos"/>
-                <w:sz w:val="22"/>
-              </w:rPr>
-              <w:t>3. Kolokwium</w:t>
-            </w:r>
-          </w:p>
-          <w:p>
-            <w:pPr>
-              <w:spacing w:before="20" w:after="20"/>
-            </w:pPr>
-            <w:r>
-              <w:rPr>
-                <w:rFonts w:ascii="Aptos" w:hAnsi="Aptos"/>
-                <w:sz w:val="22"/>
-              </w:rPr>
-              <w:t>4. Znajomość zagadnień przedstawionych na wykładach.</w:t>
             </w:r>
           </w:p>
         </w:tc>
@@ -1555,7 +1613,7 @@
                 <w:rFonts w:ascii="Aptos" w:hAnsi="Aptos"/>
                 <w:sz w:val="22"/>
               </w:rPr>
-              <w:t>1. rozwiązywanie zadań</w:t>
+              <w:t>1. kolokwium</w:t>
             </w:r>
           </w:p>
           <w:p>
@@ -1567,31 +1625,7 @@
                 <w:rFonts w:ascii="Aptos" w:hAnsi="Aptos"/>
                 <w:sz w:val="22"/>
               </w:rPr>
-              <w:t>2. Kryteria oceny</w:t>
-            </w:r>
-          </w:p>
-          <w:p>
-            <w:pPr>
-              <w:spacing w:before="20" w:after="20"/>
-            </w:pPr>
-            <w:r>
-              <w:rPr>
-                <w:rFonts w:ascii="Aptos" w:hAnsi="Aptos"/>
-                <w:sz w:val="22"/>
-              </w:rPr>
-              <w:t>3. Kolokwium</w:t>
-            </w:r>
-          </w:p>
-          <w:p>
-            <w:pPr>
-              <w:spacing w:before="20" w:after="20"/>
-            </w:pPr>
-            <w:r>
-              <w:rPr>
-                <w:rFonts w:ascii="Aptos" w:hAnsi="Aptos"/>
-                <w:sz w:val="22"/>
-              </w:rPr>
-              <w:t>4. Znajomość zagadnień przedstawionych na wykładach.</w:t>
+              <w:t>2. ocena pracy podczas ćwiczenia</w:t>
             </w:r>
           </w:p>
         </w:tc>
@@ -1832,14 +1866,14 @@
         <w:tblW w:w="5000" w:type="pct"/>
       </w:tblPr>
       <w:tblGrid>
-        <w:gridCol w:w="3324"/>
-        <w:gridCol w:w="3324"/>
-        <w:gridCol w:w="3324"/>
+        <w:gridCol w:w="680"/>
+        <w:gridCol w:w="4536"/>
+        <w:gridCol w:w="4252"/>
       </w:tblGrid>
       <w:tr>
         <w:tc>
           <w:tcPr>
-            <w:tcW w:type="dxa" w:w="9972"/>
+            <w:tcW w:type="dxa" w:w="9468"/>
             <w:gridSpan w:val="3"/>
             <w:shd w:val="clear" w:color="auto" w:fill="D9D9D9"/>
           </w:tcPr>
@@ -1862,7 +1896,7 @@
       <w:tr>
         <w:tc>
           <w:tcPr>
-            <w:tcW w:type="dxa" w:w="3324"/>
+            <w:tcW w:type="dxa" w:w="680"/>
             <w:shd w:val="clear" w:color="auto" w:fill="D9D9D9"/>
           </w:tcPr>
           <w:p>
@@ -1882,7 +1916,7 @@
         </w:tc>
         <w:tc>
           <w:tcPr>
-            <w:tcW w:type="dxa" w:w="3324"/>
+            <w:tcW w:type="dxa" w:w="4536"/>
             <w:shd w:val="clear" w:color="auto" w:fill="D9D9D9"/>
           </w:tcPr>
           <w:p>
@@ -1902,7 +1936,7 @@
         </w:tc>
         <w:tc>
           <w:tcPr>
-            <w:tcW w:type="dxa" w:w="3324"/>
+            <w:tcW w:type="dxa" w:w="4252"/>
             <w:shd w:val="clear" w:color="auto" w:fill="D9D9D9"/>
           </w:tcPr>
           <w:p>
@@ -1924,7 +1958,7 @@
       <w:tr>
         <w:tc>
           <w:tcPr>
-            <w:tcW w:type="dxa" w:w="3324"/>
+            <w:tcW w:type="dxa" w:w="680"/>
           </w:tcPr>
           <w:p>
             <w:pPr>
@@ -1943,7 +1977,7 @@
         </w:tc>
         <w:tc>
           <w:tcPr>
-            <w:tcW w:type="dxa" w:w="3324"/>
+            <w:tcW w:type="dxa" w:w="4536"/>
           </w:tcPr>
           <w:p>
             <w:pPr>
@@ -1962,7 +1996,7 @@
         </w:tc>
         <w:tc>
           <w:tcPr>
-            <w:tcW w:type="dxa" w:w="3324"/>
+            <w:tcW w:type="dxa" w:w="4252"/>
           </w:tcPr>
           <w:p>
             <w:pPr>
@@ -1982,7 +2016,7 @@
       <w:tr>
         <w:tc>
           <w:tcPr>
-            <w:tcW w:type="dxa" w:w="3324"/>
+            <w:tcW w:type="dxa" w:w="680"/>
           </w:tcPr>
           <w:p>
             <w:pPr>
@@ -2001,7 +2035,7 @@
         </w:tc>
         <w:tc>
           <w:tcPr>
-            <w:tcW w:type="dxa" w:w="3324"/>
+            <w:tcW w:type="dxa" w:w="4536"/>
           </w:tcPr>
           <w:p>
             <w:pPr>
@@ -2020,7 +2054,7 @@
         </w:tc>
         <w:tc>
           <w:tcPr>
-            <w:tcW w:type="dxa" w:w="3324"/>
+            <w:tcW w:type="dxa" w:w="4252"/>
           </w:tcPr>
           <w:p>
             <w:pPr>
@@ -2040,7 +2074,7 @@
       <w:tr>
         <w:tc>
           <w:tcPr>
-            <w:tcW w:type="dxa" w:w="3324"/>
+            <w:tcW w:type="dxa" w:w="680"/>
           </w:tcPr>
           <w:p>
             <w:pPr>
@@ -2059,7 +2093,7 @@
         </w:tc>
         <w:tc>
           <w:tcPr>
-            <w:tcW w:type="dxa" w:w="3324"/>
+            <w:tcW w:type="dxa" w:w="4536"/>
           </w:tcPr>
           <w:p>
             <w:pPr>
@@ -2078,7 +2112,7 @@
         </w:tc>
         <w:tc>
           <w:tcPr>
-            <w:tcW w:type="dxa" w:w="3324"/>
+            <w:tcW w:type="dxa" w:w="4252"/>
           </w:tcPr>
           <w:p>
             <w:pPr>
@@ -2098,7 +2132,7 @@
       <w:tr>
         <w:tc>
           <w:tcPr>
-            <w:tcW w:type="dxa" w:w="3324"/>
+            <w:tcW w:type="dxa" w:w="680"/>
           </w:tcPr>
           <w:p>
             <w:pPr>
@@ -2117,7 +2151,7 @@
         </w:tc>
         <w:tc>
           <w:tcPr>
-            <w:tcW w:type="dxa" w:w="3324"/>
+            <w:tcW w:type="dxa" w:w="4536"/>
           </w:tcPr>
           <w:p>
             <w:pPr>
@@ -2136,7 +2170,7 @@
         </w:tc>
         <w:tc>
           <w:tcPr>
-            <w:tcW w:type="dxa" w:w="3324"/>
+            <w:tcW w:type="dxa" w:w="4252"/>
           </w:tcPr>
           <w:p>
             <w:pPr>
@@ -2156,7 +2190,7 @@
       <w:tr>
         <w:tc>
           <w:tcPr>
-            <w:tcW w:type="dxa" w:w="3324"/>
+            <w:tcW w:type="dxa" w:w="680"/>
           </w:tcPr>
           <w:p>
             <w:pPr>
@@ -2175,7 +2209,7 @@
         </w:tc>
         <w:tc>
           <w:tcPr>
-            <w:tcW w:type="dxa" w:w="3324"/>
+            <w:tcW w:type="dxa" w:w="4536"/>
           </w:tcPr>
           <w:p>
             <w:pPr>
@@ -2194,7 +2228,7 @@
         </w:tc>
         <w:tc>
           <w:tcPr>
-            <w:tcW w:type="dxa" w:w="3324"/>
+            <w:tcW w:type="dxa" w:w="4252"/>
           </w:tcPr>
           <w:p>
             <w:pPr>
@@ -2214,7 +2248,7 @@
       <w:tr>
         <w:tc>
           <w:tcPr>
-            <w:tcW w:type="dxa" w:w="3324"/>
+            <w:tcW w:type="dxa" w:w="680"/>
           </w:tcPr>
           <w:p>
             <w:pPr>
@@ -2233,7 +2267,7 @@
         </w:tc>
         <w:tc>
           <w:tcPr>
-            <w:tcW w:type="dxa" w:w="3324"/>
+            <w:tcW w:type="dxa" w:w="4536"/>
           </w:tcPr>
           <w:p>
             <w:pPr>
@@ -2252,7 +2286,7 @@
         </w:tc>
         <w:tc>
           <w:tcPr>
-            <w:tcW w:type="dxa" w:w="3324"/>
+            <w:tcW w:type="dxa" w:w="4252"/>
           </w:tcPr>
           <w:p>
             <w:pPr>
@@ -2272,7 +2306,7 @@
       <w:tr>
         <w:tc>
           <w:tcPr>
-            <w:tcW w:type="dxa" w:w="3324"/>
+            <w:tcW w:type="dxa" w:w="680"/>
           </w:tcPr>
           <w:p>
             <w:pPr>
@@ -2291,7 +2325,7 @@
         </w:tc>
         <w:tc>
           <w:tcPr>
-            <w:tcW w:type="dxa" w:w="3324"/>
+            <w:tcW w:type="dxa" w:w="4536"/>
           </w:tcPr>
           <w:p>
             <w:pPr>
@@ -2310,7 +2344,7 @@
         </w:tc>
         <w:tc>
           <w:tcPr>
-            <w:tcW w:type="dxa" w:w="3324"/>
+            <w:tcW w:type="dxa" w:w="4252"/>
           </w:tcPr>
           <w:p>
             <w:pPr>
@@ -2330,7 +2364,7 @@
       <w:tr>
         <w:tc>
           <w:tcPr>
-            <w:tcW w:type="dxa" w:w="3324"/>
+            <w:tcW w:type="dxa" w:w="680"/>
           </w:tcPr>
           <w:p>
             <w:pPr>
@@ -2349,7 +2383,7 @@
         </w:tc>
         <w:tc>
           <w:tcPr>
-            <w:tcW w:type="dxa" w:w="3324"/>
+            <w:tcW w:type="dxa" w:w="4536"/>
           </w:tcPr>
           <w:p>
             <w:pPr>
@@ -2368,7 +2402,7 @@
         </w:tc>
         <w:tc>
           <w:tcPr>
-            <w:tcW w:type="dxa" w:w="3324"/>
+            <w:tcW w:type="dxa" w:w="4252"/>
           </w:tcPr>
           <w:p>
             <w:pPr>
@@ -2388,7 +2422,7 @@
       <w:tr>
         <w:tc>
           <w:tcPr>
-            <w:tcW w:type="dxa" w:w="3324"/>
+            <w:tcW w:type="dxa" w:w="680"/>
           </w:tcPr>
           <w:p>
             <w:pPr>
@@ -2407,7 +2441,7 @@
         </w:tc>
         <w:tc>
           <w:tcPr>
-            <w:tcW w:type="dxa" w:w="3324"/>
+            <w:tcW w:type="dxa" w:w="4536"/>
           </w:tcPr>
           <w:p>
             <w:pPr>
@@ -2426,7 +2460,7 @@
         </w:tc>
         <w:tc>
           <w:tcPr>
-            <w:tcW w:type="dxa" w:w="3324"/>
+            <w:tcW w:type="dxa" w:w="4252"/>
           </w:tcPr>
           <w:p>
             <w:pPr>
@@ -2446,7 +2480,7 @@
       <w:tr>
         <w:tc>
           <w:tcPr>
-            <w:tcW w:type="dxa" w:w="3324"/>
+            <w:tcW w:type="dxa" w:w="680"/>
           </w:tcPr>
           <w:p>
             <w:pPr>
@@ -2465,7 +2499,7 @@
         </w:tc>
         <w:tc>
           <w:tcPr>
-            <w:tcW w:type="dxa" w:w="3324"/>
+            <w:tcW w:type="dxa" w:w="4536"/>
           </w:tcPr>
           <w:p>
             <w:pPr>
@@ -2484,7 +2518,7 @@
         </w:tc>
         <w:tc>
           <w:tcPr>
-            <w:tcW w:type="dxa" w:w="3324"/>
+            <w:tcW w:type="dxa" w:w="4252"/>
           </w:tcPr>
           <w:p>
             <w:pPr>
@@ -2504,7 +2538,7 @@
       <w:tr>
         <w:tc>
           <w:tcPr>
-            <w:tcW w:type="dxa" w:w="3324"/>
+            <w:tcW w:type="dxa" w:w="680"/>
           </w:tcPr>
           <w:p>
             <w:pPr>
@@ -2523,7 +2557,7 @@
         </w:tc>
         <w:tc>
           <w:tcPr>
-            <w:tcW w:type="dxa" w:w="3324"/>
+            <w:tcW w:type="dxa" w:w="4536"/>
           </w:tcPr>
           <w:p>
             <w:pPr>
@@ -2542,7 +2576,7 @@
         </w:tc>
         <w:tc>
           <w:tcPr>
-            <w:tcW w:type="dxa" w:w="3324"/>
+            <w:tcW w:type="dxa" w:w="4252"/>
           </w:tcPr>
           <w:p>
             <w:pPr>
@@ -2912,6 +2946,7 @@
                 <w:i w:val="0"/>
                 <w:sz w:val="22"/>
               </w:rPr>
+              <w:t>kolokwium; ocena pracy podczas ćwiczenia</w:t>
             </w:r>
           </w:p>
         </w:tc>
@@ -2969,6 +3004,7 @@
                 <w:i w:val="0"/>
                 <w:sz w:val="22"/>
               </w:rPr>
+              <w:t>kolokwium; ocena pracy podczas ćwiczenia</w:t>
             </w:r>
           </w:p>
         </w:tc>
@@ -3026,6 +3062,7 @@
                 <w:i w:val="0"/>
                 <w:sz w:val="22"/>
               </w:rPr>
+              <w:t>kolokwium; ocena pracy podczas ćwiczenia</w:t>
             </w:r>
           </w:p>
         </w:tc>
@@ -3189,6 +3226,7 @@
                 <w:i w:val="0"/>
                 <w:sz w:val="22"/>
               </w:rPr>
+              <w:t>kolokwium; ocena pracy podczas ćwiczenia</w:t>
             </w:r>
           </w:p>
         </w:tc>
@@ -3247,6 +3285,7 @@
                 <w:i w:val="0"/>
                 <w:sz w:val="22"/>
               </w:rPr>
+              <w:t>kolokwium; ocena pracy podczas ćwiczenia</w:t>
             </w:r>
           </w:p>
         </w:tc>
@@ -3304,6 +3343,7 @@
                 <w:i w:val="0"/>
                 <w:sz w:val="22"/>
               </w:rPr>
+              <w:t>kolokwium; ocena pracy podczas ćwiczenia</w:t>
             </w:r>
           </w:p>
         </w:tc>
@@ -3361,6 +3401,7 @@
                 <w:i w:val="0"/>
                 <w:sz w:val="22"/>
               </w:rPr>
+              <w:t>kolokwium; ocena pracy podczas ćwiczenia</w:t>
             </w:r>
           </w:p>
         </w:tc>
@@ -3523,6 +3564,7 @@
                 <w:i w:val="0"/>
                 <w:sz w:val="22"/>
               </w:rPr>
+              <w:t>kolokwium; ocena pracy podczas ćwiczenia</w:t>
             </w:r>
           </w:p>
         </w:tc>
@@ -3580,6 +3622,7 @@
                 <w:i w:val="0"/>
                 <w:sz w:val="22"/>
               </w:rPr>
+              <w:t>kolokwium; ocena pracy podczas ćwiczenia</w:t>
             </w:r>
           </w:p>
         </w:tc>
@@ -3685,62 +3728,6 @@
                 <w:sz w:val="16"/>
               </w:rPr>
               <w:t>Wyposażenie specjalistyczne konieczne do realizacji przedmiotu</w:t>
-            </w:r>
-          </w:p>
-        </w:tc>
-      </w:tr>
-      <w:tr>
-        <w:tc>
-          <w:tcPr>
-            <w:tcW w:type="dxa" w:w="3324"/>
-          </w:tcPr>
-          <w:p>
-            <w:pPr>
-              <w:spacing w:before="20" w:after="20"/>
-            </w:pPr>
-            <w:r>
-              <w:rPr>
-                <w:rFonts w:ascii="Aptos" w:hAnsi="Aptos"/>
-                <w:b w:val="0"/>
-                <w:i w:val="0"/>
-                <w:sz w:val="22"/>
-              </w:rPr>
-            </w:r>
-          </w:p>
-        </w:tc>
-        <w:tc>
-          <w:tcPr>
-            <w:tcW w:type="dxa" w:w="3324"/>
-          </w:tcPr>
-          <w:p>
-            <w:pPr>
-              <w:spacing w:before="20" w:after="20"/>
-            </w:pPr>
-            <w:r>
-              <w:rPr>
-                <w:rFonts w:ascii="Aptos" w:hAnsi="Aptos"/>
-                <w:b w:val="0"/>
-                <w:i w:val="0"/>
-                <w:sz w:val="22"/>
-              </w:rPr>
-            </w:r>
-          </w:p>
-        </w:tc>
-        <w:tc>
-          <w:tcPr>
-            <w:tcW w:type="dxa" w:w="3324"/>
-          </w:tcPr>
-          <w:p>
-            <w:pPr>
-              <w:spacing w:before="20" w:after="20"/>
-            </w:pPr>
-            <w:r>
-              <w:rPr>
-                <w:rFonts w:ascii="Aptos" w:hAnsi="Aptos"/>
-                <w:b w:val="0"/>
-                <w:i w:val="0"/>
-                <w:sz w:val="22"/>
-              </w:rPr>
             </w:r>
           </w:p>
         </w:tc>

--- a/public/assets/files/stacjonarne/RBD.docx
+++ b/public/assets/files/stacjonarne/RBD.docx
@@ -315,7 +315,7 @@
                 <w:i w:val="0"/>
                 <w:sz w:val="22"/>
               </w:rPr>
-              <w:t>5</w:t>
+              <w:t>4</w:t>
             </w:r>
           </w:p>
         </w:tc>
@@ -1093,7 +1093,7 @@
                 <w:i w:val="0"/>
                 <w:sz w:val="22"/>
               </w:rPr>
-              <w:t>65</w:t>
+              <w:t>60</w:t>
             </w:r>
           </w:p>
         </w:tc>
@@ -1113,7 +1113,7 @@
                 <w:i w:val="0"/>
                 <w:sz w:val="22"/>
               </w:rPr>
-              <w:t>2.6</w:t>
+              <w:t>2.4</w:t>
             </w:r>
           </w:p>
         </w:tc>

--- a/public/assets/files/stacjonarne/RBD.docx
+++ b/public/assets/files/stacjonarne/RBD.docx
@@ -144,7 +144,7 @@
                 <w:i w:val="0"/>
                 <w:sz w:val="22"/>
               </w:rPr>
-              <w:t>19.02.2026</w:t>
+              <w:t>08.03.2026</w:t>
             </w:r>
           </w:p>
         </w:tc>
@@ -1730,6 +1730,7 @@
                 <w:i w:val="0"/>
                 <w:sz w:val="22"/>
               </w:rPr>
+              <w:t>Warsztat Programisty</w:t>
             </w:r>
           </w:p>
         </w:tc>
@@ -1748,6 +1749,7 @@
                 <w:i w:val="0"/>
                 <w:sz w:val="22"/>
               </w:rPr>
+              <w:t>Znajomość IDE programistycznego</w:t>
             </w:r>
           </w:p>
         </w:tc>

--- a/public/assets/files/stacjonarne/RBD.docx
+++ b/public/assets/files/stacjonarne/RBD.docx
@@ -1093,7 +1093,7 @@
                 <w:i w:val="0"/>
                 <w:sz w:val="22"/>
               </w:rPr>
-              <w:t>60</w:t>
+              <w:t>40</w:t>
             </w:r>
           </w:p>
         </w:tc>
@@ -1113,7 +1113,7 @@
                 <w:i w:val="0"/>
                 <w:sz w:val="22"/>
               </w:rPr>
-              <w:t>2.4</w:t>
+              <w:t>1.6</w:t>
             </w:r>
           </w:p>
         </w:tc>

--- a/public/assets/files/stacjonarne/RBD.docx
+++ b/public/assets/files/stacjonarne/RBD.docx
@@ -2948,7 +2948,6 @@
                 <w:i w:val="0"/>
                 <w:sz w:val="22"/>
               </w:rPr>
-              <w:t>kolokwium; ocena pracy podczas ćwiczenia</w:t>
             </w:r>
           </w:p>
         </w:tc>
@@ -2969,6 +2968,7 @@
                 <w:i w:val="0"/>
                 <w:sz w:val="22"/>
               </w:rPr>
+              <w:t>K_W13</w:t>
             </w:r>
           </w:p>
         </w:tc>
@@ -3006,7 +3006,6 @@
                 <w:i w:val="0"/>
                 <w:sz w:val="22"/>
               </w:rPr>
-              <w:t>kolokwium; ocena pracy podczas ćwiczenia</w:t>
             </w:r>
           </w:p>
         </w:tc>
@@ -3027,6 +3026,7 @@
                 <w:i w:val="0"/>
                 <w:sz w:val="22"/>
               </w:rPr>
+              <w:t>K_W13</w:t>
             </w:r>
           </w:p>
         </w:tc>
@@ -3064,7 +3064,6 @@
                 <w:i w:val="0"/>
                 <w:sz w:val="22"/>
               </w:rPr>
-              <w:t>kolokwium; ocena pracy podczas ćwiczenia</w:t>
             </w:r>
           </w:p>
         </w:tc>
@@ -3228,7 +3227,125 @@
                 <w:i w:val="0"/>
                 <w:sz w:val="22"/>
               </w:rPr>
-              <w:t>kolokwium; ocena pracy podczas ćwiczenia</w:t>
+              <w:t>kolokwium, ocena pracy podczas ćwiczenia</w:t>
+            </w:r>
+          </w:p>
+        </w:tc>
+      </w:tr>
+      <w:tr>
+        <w:tc>
+          <w:tcPr>
+            <w:tcW w:type="dxa" w:w="3324"/>
+          </w:tcPr>
+          <w:p>
+            <w:pPr>
+              <w:spacing w:before="20" w:after="20"/>
+            </w:pPr>
+            <w:r>
+              <w:rPr>
+                <w:rFonts w:ascii="Aptos" w:hAnsi="Aptos"/>
+                <w:b w:val="0"/>
+                <w:i w:val="0"/>
+                <w:sz w:val="22"/>
+              </w:rPr>
+              <w:t>K_U18</w:t>
+            </w:r>
+          </w:p>
+        </w:tc>
+        <w:tc>
+          <w:tcPr>
+            <w:tcW w:type="dxa" w:w="3324"/>
+          </w:tcPr>
+          <w:p>
+            <w:pPr>
+              <w:spacing w:before="20" w:after="20"/>
+            </w:pPr>
+            <w:r>
+              <w:rPr>
+                <w:rFonts w:ascii="Aptos" w:hAnsi="Aptos"/>
+                <w:b w:val="0"/>
+                <w:i w:val="0"/>
+                <w:sz w:val="22"/>
+              </w:rPr>
+              <w:t>Student potrafi pisać złożone zapytania SQL (w tym agregacje, podzapytania, złączenia wielu tabel) oraz implementować procedury składowane i wyzwalacze. [K_U18]</w:t>
+            </w:r>
+          </w:p>
+        </w:tc>
+        <w:tc>
+          <w:tcPr>
+            <w:tcW w:type="dxa" w:w="3324"/>
+          </w:tcPr>
+          <w:p>
+            <w:pPr>
+              <w:spacing w:before="20" w:after="20"/>
+            </w:pPr>
+            <w:r>
+              <w:rPr>
+                <w:rFonts w:ascii="Aptos" w:hAnsi="Aptos"/>
+                <w:b w:val="0"/>
+                <w:i w:val="0"/>
+                <w:sz w:val="22"/>
+              </w:rPr>
+              <w:t>kolokwium, ocena pracy podczas ćwiczenia</w:t>
+            </w:r>
+          </w:p>
+        </w:tc>
+      </w:tr>
+      <w:tr>
+        <w:tc>
+          <w:tcPr>
+            <w:tcW w:type="dxa" w:w="3324"/>
+          </w:tcPr>
+          <w:p>
+            <w:pPr>
+              <w:spacing w:before="20" w:after="20"/>
+            </w:pPr>
+            <w:r>
+              <w:rPr>
+                <w:rFonts w:ascii="Aptos" w:hAnsi="Aptos"/>
+                <w:b w:val="0"/>
+                <w:i w:val="0"/>
+                <w:sz w:val="22"/>
+              </w:rPr>
+              <w:t>K_U18</w:t>
+            </w:r>
+          </w:p>
+        </w:tc>
+        <w:tc>
+          <w:tcPr>
+            <w:tcW w:type="dxa" w:w="3324"/>
+          </w:tcPr>
+          <w:p>
+            <w:pPr>
+              <w:spacing w:before="20" w:after="20"/>
+            </w:pPr>
+            <w:r>
+              <w:rPr>
+                <w:rFonts w:ascii="Aptos" w:hAnsi="Aptos"/>
+                <w:b w:val="0"/>
+                <w:i w:val="0"/>
+                <w:sz w:val="22"/>
+              </w:rPr>
+              <w:t>Student potrafi zarządzać transakcjami, konfigurować uprawnienia użytkowników oraz przeprowadzać tworzenie kopii zapasowych i odtwarzanie bazy danych. [K_U18]</w:t>
+            </w:r>
+          </w:p>
+        </w:tc>
+        <w:tc>
+          <w:tcPr>
+            <w:tcW w:type="dxa" w:w="3324"/>
+          </w:tcPr>
+          <w:p>
+            <w:pPr>
+              <w:spacing w:before="20" w:after="20"/>
+            </w:pPr>
+            <w:r>
+              <w:rPr>
+                <w:rFonts w:ascii="Aptos" w:hAnsi="Aptos"/>
+                <w:b w:val="0"/>
+                <w:i w:val="0"/>
+                <w:sz w:val="22"/>
+              </w:rPr>
+              <w:t>kolokwium, ocena pracy podczas ćwiczenia</w:t>
             </w:r>
           </w:p>
         </w:tc>
@@ -3268,122 +3385,6 @@
                 <w:i w:val="0"/>
                 <w:sz w:val="22"/>
               </w:rPr>
-              <w:t>Student potrafi pisać złożone zapytania SQL (w tym agregacje, podzapytania, złączenia wielu tabel) oraz implementować procedury składowane i wyzwalacze. [K_U18]</w:t>
-            </w:r>
-          </w:p>
-        </w:tc>
-        <w:tc>
-          <w:tcPr>
-            <w:tcW w:type="dxa" w:w="3324"/>
-          </w:tcPr>
-          <w:p>
-            <w:pPr>
-              <w:spacing w:before="20" w:after="20"/>
-            </w:pPr>
-            <w:r>
-              <w:rPr>
-                <w:rFonts w:ascii="Aptos" w:hAnsi="Aptos"/>
-                <w:b w:val="0"/>
-                <w:i w:val="0"/>
-                <w:sz w:val="22"/>
-              </w:rPr>
-              <w:t>kolokwium; ocena pracy podczas ćwiczenia</w:t>
-            </w:r>
-          </w:p>
-        </w:tc>
-      </w:tr>
-      <w:tr>
-        <w:tc>
-          <w:tcPr>
-            <w:tcW w:type="dxa" w:w="3324"/>
-          </w:tcPr>
-          <w:p>
-            <w:pPr>
-              <w:spacing w:before="20" w:after="20"/>
-            </w:pPr>
-            <w:r>
-              <w:rPr>
-                <w:rFonts w:ascii="Aptos" w:hAnsi="Aptos"/>
-                <w:b w:val="0"/>
-                <w:i w:val="0"/>
-                <w:sz w:val="22"/>
-              </w:rPr>
-            </w:r>
-          </w:p>
-        </w:tc>
-        <w:tc>
-          <w:tcPr>
-            <w:tcW w:type="dxa" w:w="3324"/>
-          </w:tcPr>
-          <w:p>
-            <w:pPr>
-              <w:spacing w:before="20" w:after="20"/>
-            </w:pPr>
-            <w:r>
-              <w:rPr>
-                <w:rFonts w:ascii="Aptos" w:hAnsi="Aptos"/>
-                <w:b w:val="0"/>
-                <w:i w:val="0"/>
-                <w:sz w:val="22"/>
-              </w:rPr>
-              <w:t>Student potrafi zarządzać transakcjami, konfigurować uprawnienia użytkowników oraz przeprowadzać tworzenie kopii zapasowych i odtwarzanie bazy danych. [K_U18]</w:t>
-            </w:r>
-          </w:p>
-        </w:tc>
-        <w:tc>
-          <w:tcPr>
-            <w:tcW w:type="dxa" w:w="3324"/>
-          </w:tcPr>
-          <w:p>
-            <w:pPr>
-              <w:spacing w:before="20" w:after="20"/>
-            </w:pPr>
-            <w:r>
-              <w:rPr>
-                <w:rFonts w:ascii="Aptos" w:hAnsi="Aptos"/>
-                <w:b w:val="0"/>
-                <w:i w:val="0"/>
-                <w:sz w:val="22"/>
-              </w:rPr>
-              <w:t>kolokwium; ocena pracy podczas ćwiczenia</w:t>
-            </w:r>
-          </w:p>
-        </w:tc>
-      </w:tr>
-      <w:tr>
-        <w:tc>
-          <w:tcPr>
-            <w:tcW w:type="dxa" w:w="3324"/>
-          </w:tcPr>
-          <w:p>
-            <w:pPr>
-              <w:spacing w:before="20" w:after="20"/>
-            </w:pPr>
-            <w:r>
-              <w:rPr>
-                <w:rFonts w:ascii="Aptos" w:hAnsi="Aptos"/>
-                <w:b w:val="0"/>
-                <w:i w:val="0"/>
-                <w:sz w:val="22"/>
-              </w:rPr>
-            </w:r>
-          </w:p>
-        </w:tc>
-        <w:tc>
-          <w:tcPr>
-            <w:tcW w:type="dxa" w:w="3324"/>
-          </w:tcPr>
-          <w:p>
-            <w:pPr>
-              <w:spacing w:before="20" w:after="20"/>
-            </w:pPr>
-            <w:r>
-              <w:rPr>
-                <w:rFonts w:ascii="Aptos" w:hAnsi="Aptos"/>
-                <w:b w:val="0"/>
-                <w:i w:val="0"/>
-                <w:sz w:val="22"/>
-              </w:rPr>
               <w:t>Student potrafi zaplanować i zrealizować migrację danych oraz integrację bazy danych z aplikacją backendową. [K_U27]</w:t>
             </w:r>
           </w:p>
@@ -3403,7 +3404,7 @@
                 <w:i w:val="0"/>
                 <w:sz w:val="22"/>
               </w:rPr>
-              <w:t>kolokwium; ocena pracy podczas ćwiczenia</w:t>
+              <w:t>kolokwium, ocena pracy podczas ćwiczenia</w:t>
             </w:r>
           </w:p>
         </w:tc>
@@ -3529,6 +3530,7 @@
                 <w:i w:val="0"/>
                 <w:sz w:val="22"/>
               </w:rPr>
+              <w:t>K_K05</w:t>
             </w:r>
           </w:p>
         </w:tc>
@@ -3566,7 +3568,7 @@
                 <w:i w:val="0"/>
                 <w:sz w:val="22"/>
               </w:rPr>
-              <w:t>kolokwium; ocena pracy podczas ćwiczenia</w:t>
+              <w:t>kolokwium, ocena pracy podczas ćwiczenia</w:t>
             </w:r>
           </w:p>
         </w:tc>
@@ -3587,6 +3589,7 @@
                 <w:i w:val="0"/>
                 <w:sz w:val="22"/>
               </w:rPr>
+              <w:t>K_K03</w:t>
             </w:r>
           </w:p>
         </w:tc>
@@ -3624,7 +3627,7 @@
                 <w:i w:val="0"/>
                 <w:sz w:val="22"/>
               </w:rPr>
-              <w:t>kolokwium; ocena pracy podczas ćwiczenia</w:t>
+              <w:t>kolokwium, ocena pracy podczas ćwiczenia</w:t>
             </w:r>
           </w:p>
         </w:tc>

--- a/public/assets/files/stacjonarne/RBD.docx
+++ b/public/assets/files/stacjonarne/RBD.docx
@@ -1869,14 +1869,13 @@
       </w:tblPr>
       <w:tblGrid>
         <w:gridCol w:w="680"/>
-        <w:gridCol w:w="4536"/>
-        <w:gridCol w:w="4252"/>
+        <w:gridCol w:w="8788"/>
       </w:tblGrid>
       <w:tr>
         <w:tc>
           <w:tcPr>
             <w:tcW w:type="dxa" w:w="9468"/>
-            <w:gridSpan w:val="3"/>
+            <w:gridSpan w:val="2"/>
             <w:shd w:val="clear" w:color="auto" w:fill="D9D9D9"/>
           </w:tcPr>
           <w:p>
@@ -1918,7 +1917,7 @@
         </w:tc>
         <w:tc>
           <w:tcPr>
-            <w:tcW w:type="dxa" w:w="4536"/>
+            <w:tcW w:type="dxa" w:w="8788"/>
             <w:shd w:val="clear" w:color="auto" w:fill="D9D9D9"/>
           </w:tcPr>
           <w:p>
@@ -1932,27 +1931,7 @@
                 <w:i w:val="0"/>
                 <w:sz w:val="16"/>
               </w:rPr>
-              <w:t>Wykład</w:t>
-            </w:r>
-          </w:p>
-        </w:tc>
-        <w:tc>
-          <w:tcPr>
-            <w:tcW w:type="dxa" w:w="4252"/>
-            <w:shd w:val="clear" w:color="auto" w:fill="D9D9D9"/>
-          </w:tcPr>
-          <w:p>
-            <w:pPr>
-              <w:spacing w:before="20" w:after="20"/>
-            </w:pPr>
-            <w:r>
-              <w:rPr>
-                <w:rFonts w:ascii="Aptos" w:hAnsi="Aptos"/>
-                <w:b/>
-                <w:i w:val="0"/>
-                <w:sz w:val="16"/>
-              </w:rPr>
-              <w:t>Ćwiczenia / Laboratorium / Pracownia</w:t>
+              <w:t>Treści programowe</w:t>
             </w:r>
           </w:p>
         </w:tc>
@@ -1979,7 +1958,7 @@
         </w:tc>
         <w:tc>
           <w:tcPr>
-            <w:tcW w:type="dxa" w:w="4536"/>
+            <w:tcW w:type="dxa" w:w="8788"/>
           </w:tcPr>
           <w:p>
             <w:pPr>
@@ -1993,24 +1972,6 @@
                 <w:sz w:val="22"/>
               </w:rPr>
               <w:t>Podstawowe cechy relacyjnych baz danych</w:t>
-            </w:r>
-          </w:p>
-        </w:tc>
-        <w:tc>
-          <w:tcPr>
-            <w:tcW w:type="dxa" w:w="4252"/>
-          </w:tcPr>
-          <w:p>
-            <w:pPr>
-              <w:spacing w:before="20" w:after="20"/>
-            </w:pPr>
-            <w:r>
-              <w:rPr>
-                <w:rFonts w:ascii="Aptos" w:hAnsi="Aptos"/>
-                <w:b w:val="0"/>
-                <w:i w:val="0"/>
-                <w:sz w:val="22"/>
-              </w:rPr>
             </w:r>
           </w:p>
         </w:tc>
@@ -2037,7 +1998,7 @@
         </w:tc>
         <w:tc>
           <w:tcPr>
-            <w:tcW w:type="dxa" w:w="4536"/>
+            <w:tcW w:type="dxa" w:w="8788"/>
           </w:tcPr>
           <w:p>
             <w:pPr>
@@ -2051,24 +2012,6 @@
                 <w:sz w:val="22"/>
               </w:rPr>
               <w:t>Zalety i wady relacyjnych i nierelacyjnych organizacji baz danych</w:t>
-            </w:r>
-          </w:p>
-        </w:tc>
-        <w:tc>
-          <w:tcPr>
-            <w:tcW w:type="dxa" w:w="4252"/>
-          </w:tcPr>
-          <w:p>
-            <w:pPr>
-              <w:spacing w:before="20" w:after="20"/>
-            </w:pPr>
-            <w:r>
-              <w:rPr>
-                <w:rFonts w:ascii="Aptos" w:hAnsi="Aptos"/>
-                <w:b w:val="0"/>
-                <w:i w:val="0"/>
-                <w:sz w:val="22"/>
-              </w:rPr>
             </w:r>
           </w:p>
         </w:tc>
@@ -2095,7 +2038,7 @@
         </w:tc>
         <w:tc>
           <w:tcPr>
-            <w:tcW w:type="dxa" w:w="4536"/>
+            <w:tcW w:type="dxa" w:w="8788"/>
           </w:tcPr>
           <w:p>
             <w:pPr>
@@ -2109,24 +2052,6 @@
                 <w:sz w:val="22"/>
               </w:rPr>
               <w:t>Znaczenie zależności funkcyjnych i postaci normalnych przy projektowaniu schematu bazy danych.</w:t>
-            </w:r>
-          </w:p>
-        </w:tc>
-        <w:tc>
-          <w:tcPr>
-            <w:tcW w:type="dxa" w:w="4252"/>
-          </w:tcPr>
-          <w:p>
-            <w:pPr>
-              <w:spacing w:before="20" w:after="20"/>
-            </w:pPr>
-            <w:r>
-              <w:rPr>
-                <w:rFonts w:ascii="Aptos" w:hAnsi="Aptos"/>
-                <w:b w:val="0"/>
-                <w:i w:val="0"/>
-                <w:sz w:val="22"/>
-              </w:rPr>
             </w:r>
           </w:p>
         </w:tc>
@@ -2153,7 +2078,7 @@
         </w:tc>
         <w:tc>
           <w:tcPr>
-            <w:tcW w:type="dxa" w:w="4536"/>
+            <w:tcW w:type="dxa" w:w="8788"/>
           </w:tcPr>
           <w:p>
             <w:pPr>
@@ -2167,24 +2092,6 @@
                 <w:sz w:val="22"/>
               </w:rPr>
               <w:t>Podstawowe elementy i znaczenie diagramów związków encji (ERD) przy projektowaniu schematu bazy danych.</w:t>
-            </w:r>
-          </w:p>
-        </w:tc>
-        <w:tc>
-          <w:tcPr>
-            <w:tcW w:type="dxa" w:w="4252"/>
-          </w:tcPr>
-          <w:p>
-            <w:pPr>
-              <w:spacing w:before="20" w:after="20"/>
-            </w:pPr>
-            <w:r>
-              <w:rPr>
-                <w:rFonts w:ascii="Aptos" w:hAnsi="Aptos"/>
-                <w:b w:val="0"/>
-                <w:i w:val="0"/>
-                <w:sz w:val="22"/>
-              </w:rPr>
             </w:r>
           </w:p>
         </w:tc>
@@ -2211,7 +2118,7 @@
         </w:tc>
         <w:tc>
           <w:tcPr>
-            <w:tcW w:type="dxa" w:w="4536"/>
+            <w:tcW w:type="dxa" w:w="8788"/>
           </w:tcPr>
           <w:p>
             <w:pPr>
@@ -2225,24 +2132,6 @@
                 <w:sz w:val="22"/>
               </w:rPr>
               <w:t>Podstawowe konstrukcje języka SQL.</w:t>
-            </w:r>
-          </w:p>
-        </w:tc>
-        <w:tc>
-          <w:tcPr>
-            <w:tcW w:type="dxa" w:w="4252"/>
-          </w:tcPr>
-          <w:p>
-            <w:pPr>
-              <w:spacing w:before="20" w:after="20"/>
-            </w:pPr>
-            <w:r>
-              <w:rPr>
-                <w:rFonts w:ascii="Aptos" w:hAnsi="Aptos"/>
-                <w:b w:val="0"/>
-                <w:i w:val="0"/>
-                <w:sz w:val="22"/>
-              </w:rPr>
             </w:r>
           </w:p>
         </w:tc>
@@ -2269,7 +2158,7 @@
         </w:tc>
         <w:tc>
           <w:tcPr>
-            <w:tcW w:type="dxa" w:w="4536"/>
+            <w:tcW w:type="dxa" w:w="8788"/>
           </w:tcPr>
           <w:p>
             <w:pPr>
@@ -2283,24 +2172,6 @@
                 <w:sz w:val="22"/>
               </w:rPr>
               <w:t>Interfejs ODBC.</w:t>
-            </w:r>
-          </w:p>
-        </w:tc>
-        <w:tc>
-          <w:tcPr>
-            <w:tcW w:type="dxa" w:w="4252"/>
-          </w:tcPr>
-          <w:p>
-            <w:pPr>
-              <w:spacing w:before="20" w:after="20"/>
-            </w:pPr>
-            <w:r>
-              <w:rPr>
-                <w:rFonts w:ascii="Aptos" w:hAnsi="Aptos"/>
-                <w:b w:val="0"/>
-                <w:i w:val="0"/>
-                <w:sz w:val="22"/>
-              </w:rPr>
             </w:r>
           </w:p>
         </w:tc>
@@ -2327,7 +2198,7 @@
         </w:tc>
         <w:tc>
           <w:tcPr>
-            <w:tcW w:type="dxa" w:w="4536"/>
+            <w:tcW w:type="dxa" w:w="8788"/>
           </w:tcPr>
           <w:p>
             <w:pPr>
@@ -2341,24 +2212,6 @@
                 <w:sz w:val="22"/>
               </w:rPr>
               <w:t>Elementy programistyczne w bazie danych, procedury wyzwalane, definicje, przykłady zastosowań.</w:t>
-            </w:r>
-          </w:p>
-        </w:tc>
-        <w:tc>
-          <w:tcPr>
-            <w:tcW w:type="dxa" w:w="4252"/>
-          </w:tcPr>
-          <w:p>
-            <w:pPr>
-              <w:spacing w:before="20" w:after="20"/>
-            </w:pPr>
-            <w:r>
-              <w:rPr>
-                <w:rFonts w:ascii="Aptos" w:hAnsi="Aptos"/>
-                <w:b w:val="0"/>
-                <w:i w:val="0"/>
-                <w:sz w:val="22"/>
-              </w:rPr>
             </w:r>
           </w:p>
         </w:tc>
@@ -2385,7 +2238,7 @@
         </w:tc>
         <w:tc>
           <w:tcPr>
-            <w:tcW w:type="dxa" w:w="4536"/>
+            <w:tcW w:type="dxa" w:w="8788"/>
           </w:tcPr>
           <w:p>
             <w:pPr>
@@ -2399,24 +2252,6 @@
                 <w:sz w:val="22"/>
               </w:rPr>
               <w:t>Reguły integralności w bazie danych, przykłady występowania, sposoby realizacji w języku SQL</w:t>
-            </w:r>
-          </w:p>
-        </w:tc>
-        <w:tc>
-          <w:tcPr>
-            <w:tcW w:type="dxa" w:w="4252"/>
-          </w:tcPr>
-          <w:p>
-            <w:pPr>
-              <w:spacing w:before="20" w:after="20"/>
-            </w:pPr>
-            <w:r>
-              <w:rPr>
-                <w:rFonts w:ascii="Aptos" w:hAnsi="Aptos"/>
-                <w:b w:val="0"/>
-                <w:i w:val="0"/>
-                <w:sz w:val="22"/>
-              </w:rPr>
             </w:r>
           </w:p>
         </w:tc>
@@ -2443,7 +2278,7 @@
         </w:tc>
         <w:tc>
           <w:tcPr>
-            <w:tcW w:type="dxa" w:w="4536"/>
+            <w:tcW w:type="dxa" w:w="8788"/>
           </w:tcPr>
           <w:p>
             <w:pPr>
@@ -2457,24 +2292,6 @@
                 <w:sz w:val="22"/>
               </w:rPr>
               <w:t>Podstawowe zasady optymalizacji zapytań, w tym rodzaje i znaczenie indeksów w bazie danych</w:t>
-            </w:r>
-          </w:p>
-        </w:tc>
-        <w:tc>
-          <w:tcPr>
-            <w:tcW w:type="dxa" w:w="4252"/>
-          </w:tcPr>
-          <w:p>
-            <w:pPr>
-              <w:spacing w:before="20" w:after="20"/>
-            </w:pPr>
-            <w:r>
-              <w:rPr>
-                <w:rFonts w:ascii="Aptos" w:hAnsi="Aptos"/>
-                <w:b w:val="0"/>
-                <w:i w:val="0"/>
-                <w:sz w:val="22"/>
-              </w:rPr>
             </w:r>
           </w:p>
         </w:tc>
@@ -2501,7 +2318,7 @@
         </w:tc>
         <w:tc>
           <w:tcPr>
-            <w:tcW w:type="dxa" w:w="4536"/>
+            <w:tcW w:type="dxa" w:w="8788"/>
           </w:tcPr>
           <w:p>
             <w:pPr>
@@ -2515,24 +2332,6 @@
                 <w:sz w:val="22"/>
               </w:rPr>
               <w:t>Problemy współbieżnego dostępu do baz danych, rozwiązania tych problemów (transakcje, blokady).</w:t>
-            </w:r>
-          </w:p>
-        </w:tc>
-        <w:tc>
-          <w:tcPr>
-            <w:tcW w:type="dxa" w:w="4252"/>
-          </w:tcPr>
-          <w:p>
-            <w:pPr>
-              <w:spacing w:before="20" w:after="20"/>
-            </w:pPr>
-            <w:r>
-              <w:rPr>
-                <w:rFonts w:ascii="Aptos" w:hAnsi="Aptos"/>
-                <w:b w:val="0"/>
-                <w:i w:val="0"/>
-                <w:sz w:val="22"/>
-              </w:rPr>
             </w:r>
           </w:p>
         </w:tc>
@@ -2559,7 +2358,7 @@
         </w:tc>
         <w:tc>
           <w:tcPr>
-            <w:tcW w:type="dxa" w:w="4536"/>
+            <w:tcW w:type="dxa" w:w="8788"/>
           </w:tcPr>
           <w:p>
             <w:pPr>
@@ -2573,24 +2372,6 @@
                 <w:sz w:val="22"/>
               </w:rPr>
               <w:t>Inne rodzaje baz danych: bazy dokumentowe, bazy grafowe.</w:t>
-            </w:r>
-          </w:p>
-        </w:tc>
-        <w:tc>
-          <w:tcPr>
-            <w:tcW w:type="dxa" w:w="4252"/>
-          </w:tcPr>
-          <w:p>
-            <w:pPr>
-              <w:spacing w:before="20" w:after="20"/>
-            </w:pPr>
-            <w:r>
-              <w:rPr>
-                <w:rFonts w:ascii="Aptos" w:hAnsi="Aptos"/>
-                <w:b w:val="0"/>
-                <w:i w:val="0"/>
-                <w:sz w:val="22"/>
-              </w:rPr>
             </w:r>
           </w:p>
         </w:tc>
